--- a/03-unity-triggers/homework.architecture.docx
+++ b/03-unity-triggers/homework.architecture.docx
@@ -511,6 +511,7 @@
         <w:pStyle w:val="Heading2"/>
         <w:bidi/>
       </w:pPr>
+      <w:bookmarkStart w:id="0" w:name="_Hlk214473241"/>
       <w:r>
         <w:rPr>
           <w:rFonts w:ascii="Arial" w:hAnsi="Arial" w:cs="Arial" w:hint="cs"/>
@@ -579,13 +580,27 @@
         <w:rPr>
           <w:b/>
         </w:rPr>
-        <w:t xml:space="preserve">Player Class </w:t>
-      </w:r>
-      <w:r>
-        <w:rPr>
-          <w:rtl/>
-        </w:rPr>
-        <w:t>:  אחראית על תנועה, גילוי התנגשויות (</w:t>
+        <w:t xml:space="preserve">Player </w:t>
+      </w:r>
+      <w:proofErr w:type="gramStart"/>
+      <w:r>
+        <w:rPr>
+          <w:b/>
+        </w:rPr>
+        <w:t xml:space="preserve">Class </w:t>
+      </w:r>
+      <w:r>
+        <w:rPr>
+          <w:rtl/>
+        </w:rPr>
+        <w:t>:</w:t>
+      </w:r>
+      <w:proofErr w:type="gramEnd"/>
+      <w:r>
+        <w:rPr>
+          <w:rtl/>
+        </w:rPr>
+        <w:t xml:space="preserve">  אחראית על תנועה, גילוי התנגשויות (</w:t>
       </w:r>
       <w:r>
         <w:t>Collision</w:t>
@@ -610,13 +625,27 @@
           <w:b/>
         </w:rPr>
         <w:lastRenderedPageBreak/>
-        <w:t xml:space="preserve">Enemy Class </w:t>
-      </w:r>
-      <w:r>
-        <w:rPr>
-          <w:rtl/>
-        </w:rPr>
-        <w:t xml:space="preserve">:  אחראית על תנועת אויב (ניתן ליצור </w:t>
+        <w:t xml:space="preserve">Enemy </w:t>
+      </w:r>
+      <w:proofErr w:type="gramStart"/>
+      <w:r>
+        <w:rPr>
+          <w:b/>
+        </w:rPr>
+        <w:t xml:space="preserve">Class </w:t>
+      </w:r>
+      <w:r>
+        <w:rPr>
+          <w:rtl/>
+        </w:rPr>
+        <w:t>:</w:t>
+      </w:r>
+      <w:proofErr w:type="gramEnd"/>
+      <w:r>
+        <w:rPr>
+          <w:rtl/>
+        </w:rPr>
+        <w:t xml:space="preserve">  אחראית על תנועת אויב (ניתן ליצור </w:t>
       </w:r>
       <w:proofErr w:type="spellStart"/>
       <w:r>
@@ -642,13 +671,27 @@
         <w:rPr>
           <w:b/>
         </w:rPr>
-        <w:t xml:space="preserve">Collectible Class </w:t>
-      </w:r>
-      <w:r>
-        <w:rPr>
-          <w:rtl/>
-        </w:rPr>
-        <w:t xml:space="preserve">:  אחראית על טיפול בסוג החפץ, אפשרויות </w:t>
+        <w:t xml:space="preserve">Collectible </w:t>
+      </w:r>
+      <w:proofErr w:type="gramStart"/>
+      <w:r>
+        <w:rPr>
+          <w:b/>
+        </w:rPr>
+        <w:t xml:space="preserve">Class </w:t>
+      </w:r>
+      <w:r>
+        <w:rPr>
+          <w:rtl/>
+        </w:rPr>
+        <w:t>:</w:t>
+      </w:r>
+      <w:proofErr w:type="gramEnd"/>
+      <w:r>
+        <w:rPr>
+          <w:rtl/>
+        </w:rPr>
+        <w:t xml:space="preserve">  אחראית על טיפול בסוג החפץ, אפשרויות </w:t>
       </w:r>
       <w:r>
         <w:t>Spawn</w:t>
@@ -672,13 +715,27 @@
         <w:rPr>
           <w:b/>
         </w:rPr>
-        <w:t xml:space="preserve">UI Manager </w:t>
-      </w:r>
-      <w:r>
-        <w:rPr>
-          <w:rtl/>
-        </w:rPr>
-        <w:t>:  אחראי על עדכוני הממשק הגרפי (ציון, חיים, מסכי סיום).</w:t>
+        <w:t xml:space="preserve">UI </w:t>
+      </w:r>
+      <w:proofErr w:type="gramStart"/>
+      <w:r>
+        <w:rPr>
+          <w:b/>
+        </w:rPr>
+        <w:t xml:space="preserve">Manager </w:t>
+      </w:r>
+      <w:r>
+        <w:rPr>
+          <w:rtl/>
+        </w:rPr>
+        <w:t>:</w:t>
+      </w:r>
+      <w:proofErr w:type="gramEnd"/>
+      <w:r>
+        <w:rPr>
+          <w:rtl/>
+        </w:rPr>
+        <w:t xml:space="preserve">  אחראי על עדכוני הממשק הגרפי (ציון, חיים, מסכי סיום).</w:t>
       </w:r>
     </w:p>
     <w:p>
@@ -1305,6 +1362,7 @@
         </w:numPr>
         <w:bidi/>
       </w:pPr>
+      <w:proofErr w:type="gramStart"/>
       <w:r>
         <w:rPr>
           <w:b/>
@@ -1315,7 +1373,14 @@
         <w:rPr>
           <w:rtl/>
         </w:rPr>
-        <w:t xml:space="preserve"> קצר שמסביר:</w:t>
+        <w:t xml:space="preserve"> קצר</w:t>
+      </w:r>
+      <w:proofErr w:type="gramEnd"/>
+      <w:r>
+        <w:rPr>
+          <w:rtl/>
+        </w:rPr>
+        <w:t xml:space="preserve"> שמסביר:</w:t>
       </w:r>
     </w:p>
     <w:p>
@@ -1491,6 +1556,7 @@
         </w:rPr>
       </w:pPr>
     </w:p>
+    <w:bookmarkEnd w:id="0"/>
     <w:p>
       <w:pPr>
         <w:bidi/>
